--- a/LaporanPbProjek.docx
+++ b/LaporanPbProjek.docx
@@ -16,6 +16,14 @@
           <w:b/>
           <w:bCs/>
         </w:rPr>
+        <w:t xml:space="preserve">1. </w:t>
+      </w:r>
+      <w:r>
+        <w:rPr>
+          <w:rFonts w:ascii="Arial" w:hAnsi="Arial" w:cs="Arial"/>
+          <w:b/>
+          <w:bCs/>
+        </w:rPr>
         <w:t>Pengenalan Projek</w:t>
       </w:r>
     </w:p>
@@ -76,6 +84,14 @@
           <w:bCs/>
         </w:rPr>
       </w:pPr>
+      <w:r>
+        <w:rPr>
+          <w:rFonts w:ascii="Arial" w:hAnsi="Arial" w:cs="Arial"/>
+          <w:b/>
+          <w:bCs/>
+        </w:rPr>
+        <w:t xml:space="preserve">2. </w:t>
+      </w:r>
       <w:r>
         <w:rPr>
           <w:rFonts w:ascii="Arial" w:hAnsi="Arial" w:cs="Arial"/>
@@ -1558,6 +1574,638 @@
     </w:p>
     <w:p>
       <w:pPr>
+        <w:jc w:val="both"/>
+        <w:rPr>
+          <w:rFonts w:ascii="Arial" w:hAnsi="Arial" w:cs="Arial"/>
+        </w:rPr>
+      </w:pPr>
+    </w:p>
+    <w:p>
+      <w:pPr>
+        <w:jc w:val="both"/>
+        <w:rPr>
+          <w:rFonts w:ascii="Arial" w:hAnsi="Arial" w:cs="Arial"/>
+        </w:rPr>
+      </w:pPr>
+    </w:p>
+    <w:p>
+      <w:pPr>
+        <w:jc w:val="both"/>
+        <w:rPr>
+          <w:rFonts w:ascii="Arial" w:hAnsi="Arial" w:cs="Arial"/>
+          <w:b/>
+          <w:bCs/>
+        </w:rPr>
+      </w:pPr>
+      <w:r>
+        <w:rPr>
+          <w:rFonts w:ascii="Arial" w:hAnsi="Arial" w:cs="Arial"/>
+          <w:b/>
+          <w:bCs/>
+        </w:rPr>
+        <w:lastRenderedPageBreak/>
+        <w:t>LAMPIRAN</w:t>
+      </w:r>
+    </w:p>
+    <w:p>
+      <w:pPr>
+        <w:rPr>
+          <w:rFonts w:ascii="Arial" w:hAnsi="Arial" w:cs="Arial"/>
+          <w:b/>
+          <w:bCs/>
+        </w:rPr>
+      </w:pPr>
+    </w:p>
+    <w:p>
+      <w:pPr>
+        <w:pStyle w:val="ListParagraph"/>
+        <w:numPr>
+          <w:ilvl w:val="0"/>
+          <w:numId w:val="4"/>
+        </w:numPr>
+        <w:rPr>
+          <w:rFonts w:ascii="Arial" w:hAnsi="Arial" w:cs="Arial"/>
+          <w:b/>
+          <w:bCs/>
+        </w:rPr>
+      </w:pPr>
+      <w:r>
+        <w:rPr>
+          <w:rFonts w:ascii="Arial" w:hAnsi="Arial" w:cs="Arial"/>
+          <w:b/>
+          <w:bCs/>
+        </w:rPr>
+        <w:t xml:space="preserve">Link Website : </w:t>
+      </w:r>
+      <w:r>
+        <w:rPr>
+          <w:rFonts w:ascii="Arial" w:hAnsi="Arial" w:cs="Arial"/>
+          <w:b/>
+          <w:bCs/>
+          <w:u w:val="single"/>
+        </w:rPr>
+        <w:t>smart-vision-rho.vercel.app</w:t>
+      </w:r>
+    </w:p>
+    <w:p>
+      <w:pPr>
+        <w:pStyle w:val="ListParagraph"/>
+        <w:numPr>
+          <w:ilvl w:val="0"/>
+          <w:numId w:val="4"/>
+        </w:numPr>
+        <w:rPr>
+          <w:rFonts w:ascii="Arial" w:hAnsi="Arial" w:cs="Arial"/>
+          <w:b/>
+          <w:bCs/>
+        </w:rPr>
+      </w:pPr>
+      <w:r>
+        <w:rPr>
+          <w:rFonts w:ascii="Arial" w:hAnsi="Arial" w:cs="Arial"/>
+          <w:b/>
+          <w:bCs/>
+        </w:rPr>
+        <w:t>Interface :</w:t>
+      </w:r>
+      <w:r>
+        <w:rPr>
+          <w:noProof/>
+        </w:rPr>
+        <w:t xml:space="preserve"> </w:t>
+      </w:r>
+      <w:r>
+        <w:rPr>
+          <w:rFonts w:ascii="Arial" w:hAnsi="Arial" w:cs="Arial"/>
+          <w:b/>
+          <w:bCs/>
+        </w:rPr>
+        <w:drawing>
+          <wp:inline distT="0" distB="0" distL="0" distR="0" wp14:anchorId="022A95A9" wp14:editId="13F05C73">
+            <wp:extent cx="5731510" cy="2983230"/>
+            <wp:effectExtent l="0" t="0" r="2540" b="7620"/>
+            <wp:docPr id="491389385" name="Picture 1"/>
+            <wp:cNvGraphicFramePr>
+              <a:graphicFrameLocks xmlns:a="http://schemas.openxmlformats.org/drawingml/2006/main" noChangeAspect="1"/>
+            </wp:cNvGraphicFramePr>
+            <a:graphic xmlns:a="http://schemas.openxmlformats.org/drawingml/2006/main">
+              <a:graphicData uri="http://schemas.openxmlformats.org/drawingml/2006/picture">
+                <pic:pic xmlns:pic="http://schemas.openxmlformats.org/drawingml/2006/picture">
+                  <pic:nvPicPr>
+                    <pic:cNvPr id="491389385" name=""/>
+                    <pic:cNvPicPr/>
+                  </pic:nvPicPr>
+                  <pic:blipFill>
+                    <a:blip r:embed="rId5"/>
+                    <a:stretch>
+                      <a:fillRect/>
+                    </a:stretch>
+                  </pic:blipFill>
+                  <pic:spPr>
+                    <a:xfrm>
+                      <a:off x="0" y="0"/>
+                      <a:ext cx="5731510" cy="2983230"/>
+                    </a:xfrm>
+                    <a:prstGeom prst="rect">
+                      <a:avLst/>
+                    </a:prstGeom>
+                  </pic:spPr>
+                </pic:pic>
+              </a:graphicData>
+            </a:graphic>
+          </wp:inline>
+        </w:drawing>
+      </w:r>
+    </w:p>
+    <w:p>
+      <w:pPr>
+        <w:pStyle w:val="ListParagraph"/>
+        <w:numPr>
+          <w:ilvl w:val="0"/>
+          <w:numId w:val="4"/>
+        </w:numPr>
+        <w:rPr>
+          <w:rFonts w:ascii="Arial" w:hAnsi="Arial" w:cs="Arial"/>
+          <w:b/>
+          <w:bCs/>
+        </w:rPr>
+      </w:pPr>
+      <w:r>
+        <w:rPr>
+          <w:rFonts w:ascii="Arial" w:hAnsi="Arial" w:cs="Arial"/>
+          <w:b/>
+          <w:bCs/>
+        </w:rPr>
+        <w:t>PROMPT CHAT.GPT</w:t>
+      </w:r>
+    </w:p>
+    <w:p>
+      <w:r>
+        <w:rPr>
+          <w:rStyle w:val="min-w-0"/>
+        </w:rPr>
+        <w:t>Prompt 1 — Website Asas</w:t>
+      </w:r>
+    </w:p>
+    <w:p>
+      <w:pPr>
+        <w:pStyle w:val="NormalWeb"/>
+      </w:pPr>
+      <w:r>
+        <w:t>Saya perlu membina sebuah website untuk projek SmartVision AI. Website ini merupakan sistem Computer Vision yang menggunakan Google Teachable Machine untuk mengenal pasti objek. Buatkan website menggunakan HTML, CSS dan JavaScript yang mudah dan sesuai untuk projek kolej.</w:t>
+      </w:r>
+    </w:p>
+    <w:p>
+      <w:r>
+        <w:rPr>
+          <w:rStyle w:val="min-w-0"/>
+        </w:rPr>
+        <w:t>Prompt 2 — Design Website</w:t>
+      </w:r>
+    </w:p>
+    <w:p>
+      <w:pPr>
+        <w:pStyle w:val="NormalWeb"/>
+      </w:pPr>
+      <w:r>
+        <w:t>Saya nak website SmartVision AI yang lebih style dan moden tetapi tidak terlalu complicated. Gunakan design yang nampak seperti sistem AI atau Computer Vision. Website perlu mempunyai bahagian kamera, AI prediction, confidence dan senarai kelas objek.</w:t>
+      </w:r>
+    </w:p>
+    <w:p>
+      <w:r>
+        <w:rPr>
+          <w:rStyle w:val="min-w-0"/>
+        </w:rPr>
+        <w:t>Prompt 3 — Kelas Objek</w:t>
+      </w:r>
+    </w:p>
+    <w:p>
+      <w:pPr>
+        <w:pStyle w:val="NormalWeb"/>
+      </w:pPr>
+      <w:r>
+        <w:t>Saya mempunyai 5 kelas objek untuk model Teachable Machine iaitu Kereta Mainan, Stapler, Telefon, Laptop dan Dompet. Boleh masukkan kelima-lima kelas ini dalam website dan paparkan dalam bahagian AI Prediction?</w:t>
+      </w:r>
+    </w:p>
+    <w:p>
+      <w:pPr>
+        <w:rPr>
+          <w:rStyle w:val="min-w-0"/>
+        </w:rPr>
+      </w:pPr>
+      <w:r>
+        <w:rPr>
+          <w:rStyle w:val="min-w-0"/>
+        </w:rPr>
+        <w:br w:type="page"/>
+      </w:r>
+    </w:p>
+    <w:p>
+      <w:r>
+        <w:rPr>
+          <w:rStyle w:val="min-w-0"/>
+        </w:rPr>
+        <w:lastRenderedPageBreak/>
+        <w:t>Prompt 4 — Integrasi Model</w:t>
+      </w:r>
+    </w:p>
+    <w:p>
+      <w:pPr>
+        <w:pStyle w:val="NormalWeb"/>
+      </w:pPr>
+      <w:r>
+        <w:t>Ini ialah JavaScript yang diberikan oleh kawan saya daripada Teachable Machine. Gabungkan JavaScript ini dengan website SmartVision AI supaya webcam boleh digunakan untuk membuat prediction dan memaparkan nama objek serta confidence.</w:t>
+      </w:r>
+    </w:p>
+    <w:p>
+      <w:r>
+        <w:rPr>
+          <w:rStyle w:val="min-w-0"/>
+        </w:rPr>
+        <w:t>Prompt 5 — Gabungkan HTML CSS JS</w:t>
+      </w:r>
+    </w:p>
+    <w:p>
+      <w:pPr>
+        <w:pStyle w:val="NormalWeb"/>
+      </w:pPr>
+      <w:r>
+        <w:t>Saya sudah mempunyai index.html dan style.css untuk website SmartVision AI. Gunakan design dan coding yang saya berikan tanpa membuat website baru. Gabungkan JavaScript Teachable Machine ke dalam coding sedia ada supaya kamera dan prediction boleh berfungsi.</w:t>
+      </w:r>
+    </w:p>
+    <w:p>
+      <w:r>
+        <w:rPr>
+          <w:rStyle w:val="min-w-0"/>
+        </w:rPr>
+        <w:t>Prompt 6 — Confidence</w:t>
+      </w:r>
+    </w:p>
+    <w:p>
+      <w:pPr>
+        <w:pStyle w:val="NormalWeb"/>
+      </w:pPr>
+      <w:r>
+        <w:t>Saya mahu website memaparkan nama objek yang paling tinggi prediction dan nilai confidence dalam bentuk peratus. Jika confidence terlalu rendah, paparkan "Objek Tidak Dikenali".</w:t>
+      </w:r>
+    </w:p>
+    <w:p>
+      <w:r>
+        <w:rPr>
+          <w:rStyle w:val="min-w-0"/>
+        </w:rPr>
+        <w:t>Prompt 7 — Kelas Model Baru</w:t>
+      </w:r>
+    </w:p>
+    <w:p>
+      <w:pPr>
+        <w:pStyle w:val="NormalWeb"/>
+      </w:pPr>
+      <w:r>
+        <w:t>Model Teachable Machine saya telah ditukar kepada 5 kelas baru iaitu Perfume, Kereta Mainan, Medal, Kad dan Duit. Tukarkan senarai kelas dalam website supaya sama dengan model baru.</w:t>
+      </w:r>
+    </w:p>
+    <w:p>
+      <w:r>
+        <w:rPr>
+          <w:rStyle w:val="min-w-0"/>
+        </w:rPr>
+        <w:t>Prompt 8 — Folder Model</w:t>
+      </w:r>
+    </w:p>
+    <w:p>
+      <w:pPr>
+        <w:pStyle w:val="NormalWeb"/>
+      </w:pPr>
+      <w:r>
+        <w:t>Saya tidak mempunyai folder my_model. Apakah fail yang perlu ada dalam folder my_model supaya model Teachable Machine TensorFlow.js boleh digunakan dalam website?</w:t>
+      </w:r>
+    </w:p>
+    <w:p>
+      <w:r>
+        <w:rPr>
+          <w:rStyle w:val="min-w-0"/>
+        </w:rPr>
+        <w:t>Prompt 9 — Baiki CORS</w:t>
+      </w:r>
+    </w:p>
+    <w:p>
+      <w:pPr>
+        <w:pStyle w:val="NormalWeb"/>
+      </w:pPr>
+      <w:r>
+        <w:t>Website saya mengalami error CORS apabila saya membuka index.html secara terus menggunakan file:///. Error menunjukkan model.json tidak boleh dimuatkan. Apakah cara paling mudah untuk menjalankan website supaya model Teachable Machine boleh dimuatkan?</w:t>
+      </w:r>
+    </w:p>
+    <w:p>
+      <w:pPr>
+        <w:rPr>
+          <w:rStyle w:val="min-w-0"/>
+        </w:rPr>
+      </w:pPr>
+    </w:p>
+    <w:p>
+      <w:r>
+        <w:rPr>
+          <w:rStyle w:val="min-w-0"/>
+        </w:rPr>
+        <w:t>Prompt 10 — Jumlah Dataset</w:t>
+      </w:r>
+    </w:p>
+    <w:p>
+      <w:pPr>
+        <w:pStyle w:val="NormalWeb"/>
+      </w:pPr>
+      <w:r>
+        <w:t>Saya menggunakan Google Teachable Machine untuk melatih model SmartVision AI. Bagaimana saya boleh melihat jumlah gambar yang digunakan untuk setiap kelas?</w:t>
+      </w:r>
+    </w:p>
+    <w:p>
+      <w:pPr>
+        <w:rPr>
+          <w:rStyle w:val="min-w-0"/>
+        </w:rPr>
+      </w:pPr>
+      <w:r>
+        <w:rPr>
+          <w:rStyle w:val="min-w-0"/>
+        </w:rPr>
+        <w:br w:type="page"/>
+      </w:r>
+    </w:p>
+    <w:p>
+      <w:r>
+        <w:rPr>
+          <w:rStyle w:val="min-w-0"/>
+        </w:rPr>
+        <w:lastRenderedPageBreak/>
+        <w:t>Prompt 11 — README</w:t>
+      </w:r>
+    </w:p>
+    <w:p>
+      <w:pPr>
+        <w:pStyle w:val="NormalWeb"/>
+      </w:pPr>
+      <w:r>
+        <w:t>Buatkan README.md lengkap untuk assignment SmartVision AI saya. Projek menggunakan Google Teachable Machine, TensorFlow.js, HTML, CSS dan JavaScript. Model mempunyai 5 kelas iaitu Perfume, Kereta Mainan, Medal, Kad dan Duit. Masukkan pengenalan, objektif, teknologi, kelas objek, metodologi, cara sistem berfungsi, struktur fail, cara menjalankan sistem, pengujian, eksperimen, AI Code Assistant, limitasi, penambahbaikan dan kesimpulan.</w:t>
+      </w:r>
+    </w:p>
+    <w:p>
+      <w:r>
+        <w:rPr>
+          <w:rStyle w:val="min-w-0"/>
+        </w:rPr>
+        <w:t>Prompt 12 — Dokumentasi AI Code Assistant</w:t>
+      </w:r>
+    </w:p>
+    <w:p>
+      <w:pPr>
+        <w:pStyle w:val="NormalWeb"/>
+      </w:pPr>
+      <w:r>
+        <w:t>Saya perlu dokumentasikan penggunaan AI Code Assistant untuk assignment SmartVision AI. Berikan prompt yang sesuai berdasarkan proses pembangunan website saya, termasuk membina HTML, CSS, mengintegrasikan Teachable Machine, membuat prediction, confidence, membaiki error dan menyediakan README.</w:t>
+      </w:r>
+    </w:p>
+    <w:p>
+      <w:pPr>
+        <w:pStyle w:val="ListParagraph"/>
+        <w:numPr>
+          <w:ilvl w:val="0"/>
+          <w:numId w:val="4"/>
+        </w:numPr>
+        <w:rPr>
+          <w:rFonts w:ascii="Arial" w:hAnsi="Arial" w:cs="Arial"/>
+          <w:b/>
+          <w:bCs/>
+        </w:rPr>
+      </w:pPr>
+      <w:r>
+        <w:rPr>
+          <w:rFonts w:ascii="Arial" w:hAnsi="Arial" w:cs="Arial"/>
+          <w:b/>
+          <w:bCs/>
+        </w:rPr>
+        <w:t>Jumlah Image : 3971</w:t>
+      </w:r>
+    </w:p>
+    <w:p>
+      <w:pPr>
+        <w:pStyle w:val="ListParagraph"/>
+        <w:numPr>
+          <w:ilvl w:val="0"/>
+          <w:numId w:val="5"/>
+        </w:numPr>
+        <w:spacing w:after="0" w:line="240" w:lineRule="auto"/>
+        <w:rPr>
+          <w:rFonts w:ascii="Arial" w:eastAsia="Times New Roman" w:hAnsi="Arial" w:cs="Arial"/>
+          <w:kern w:val="0"/>
+          <w:lang w:eastAsia="en-MY"/>
+          <w14:ligatures w14:val="none"/>
+        </w:rPr>
+      </w:pPr>
+      <w:r>
+        <w:rPr>
+          <w:rFonts w:ascii="Arial" w:eastAsia="Times New Roman" w:hAnsi="Arial" w:cs="Arial"/>
+          <w:kern w:val="0"/>
+          <w:lang w:eastAsia="en-MY"/>
+          <w14:ligatures w14:val="none"/>
+        </w:rPr>
+        <w:t xml:space="preserve">Class 1: </w:t>
+      </w:r>
+      <w:r>
+        <w:rPr>
+          <w:rFonts w:ascii="Arial" w:eastAsia="Times New Roman" w:hAnsi="Arial" w:cs="Arial"/>
+          <w:b/>
+          <w:bCs/>
+          <w:kern w:val="0"/>
+          <w:lang w:eastAsia="en-MY"/>
+          <w14:ligatures w14:val="none"/>
+        </w:rPr>
+        <w:t>795</w:t>
+      </w:r>
+      <w:r>
+        <w:rPr>
+          <w:rFonts w:ascii="Arial" w:eastAsia="Times New Roman" w:hAnsi="Arial" w:cs="Arial"/>
+          <w:kern w:val="0"/>
+          <w:lang w:eastAsia="en-MY"/>
+          <w14:ligatures w14:val="none"/>
+        </w:rPr>
+        <w:t xml:space="preserve"> </w:t>
+      </w:r>
+    </w:p>
+    <w:p>
+      <w:pPr>
+        <w:pStyle w:val="ListParagraph"/>
+        <w:numPr>
+          <w:ilvl w:val="0"/>
+          <w:numId w:val="5"/>
+        </w:numPr>
+        <w:spacing w:after="0" w:line="240" w:lineRule="auto"/>
+        <w:rPr>
+          <w:rFonts w:ascii="Arial" w:eastAsia="Times New Roman" w:hAnsi="Arial" w:cs="Arial"/>
+          <w:kern w:val="0"/>
+          <w:lang w:eastAsia="en-MY"/>
+          <w14:ligatures w14:val="none"/>
+        </w:rPr>
+      </w:pPr>
+      <w:r>
+        <w:rPr>
+          <w:rFonts w:ascii="Arial" w:eastAsia="Times New Roman" w:hAnsi="Arial" w:cs="Arial"/>
+          <w:kern w:val="0"/>
+          <w:lang w:eastAsia="en-MY"/>
+          <w14:ligatures w14:val="none"/>
+        </w:rPr>
+        <w:t xml:space="preserve">Class 2: </w:t>
+      </w:r>
+      <w:r>
+        <w:rPr>
+          <w:rFonts w:ascii="Arial" w:eastAsia="Times New Roman" w:hAnsi="Arial" w:cs="Arial"/>
+          <w:b/>
+          <w:bCs/>
+          <w:kern w:val="0"/>
+          <w:lang w:eastAsia="en-MY"/>
+          <w14:ligatures w14:val="none"/>
+        </w:rPr>
+        <w:t>794</w:t>
+      </w:r>
+      <w:r>
+        <w:rPr>
+          <w:rFonts w:ascii="Arial" w:eastAsia="Times New Roman" w:hAnsi="Arial" w:cs="Arial"/>
+          <w:kern w:val="0"/>
+          <w:lang w:eastAsia="en-MY"/>
+          <w14:ligatures w14:val="none"/>
+        </w:rPr>
+        <w:t xml:space="preserve"> </w:t>
+      </w:r>
+    </w:p>
+    <w:p>
+      <w:pPr>
+        <w:pStyle w:val="ListParagraph"/>
+        <w:numPr>
+          <w:ilvl w:val="0"/>
+          <w:numId w:val="5"/>
+        </w:numPr>
+        <w:spacing w:after="0" w:line="240" w:lineRule="auto"/>
+        <w:rPr>
+          <w:rFonts w:ascii="Arial" w:eastAsia="Times New Roman" w:hAnsi="Arial" w:cs="Arial"/>
+          <w:kern w:val="0"/>
+          <w:lang w:eastAsia="en-MY"/>
+          <w14:ligatures w14:val="none"/>
+        </w:rPr>
+      </w:pPr>
+      <w:r>
+        <w:rPr>
+          <w:rFonts w:ascii="Arial" w:eastAsia="Times New Roman" w:hAnsi="Arial" w:cs="Arial"/>
+          <w:kern w:val="0"/>
+          <w:lang w:eastAsia="en-MY"/>
+          <w14:ligatures w14:val="none"/>
+        </w:rPr>
+        <w:t xml:space="preserve">Class 3: </w:t>
+      </w:r>
+      <w:r>
+        <w:rPr>
+          <w:rFonts w:ascii="Arial" w:eastAsia="Times New Roman" w:hAnsi="Arial" w:cs="Arial"/>
+          <w:b/>
+          <w:bCs/>
+          <w:kern w:val="0"/>
+          <w:lang w:eastAsia="en-MY"/>
+          <w14:ligatures w14:val="none"/>
+        </w:rPr>
+        <w:t>793</w:t>
+      </w:r>
+      <w:r>
+        <w:rPr>
+          <w:rFonts w:ascii="Arial" w:eastAsia="Times New Roman" w:hAnsi="Arial" w:cs="Arial"/>
+          <w:kern w:val="0"/>
+          <w:lang w:eastAsia="en-MY"/>
+          <w14:ligatures w14:val="none"/>
+        </w:rPr>
+        <w:t xml:space="preserve"> </w:t>
+      </w:r>
+    </w:p>
+    <w:p>
+      <w:pPr>
+        <w:pStyle w:val="ListParagraph"/>
+        <w:numPr>
+          <w:ilvl w:val="0"/>
+          <w:numId w:val="5"/>
+        </w:numPr>
+        <w:spacing w:after="0" w:line="240" w:lineRule="auto"/>
+        <w:rPr>
+          <w:rFonts w:ascii="Arial" w:eastAsia="Times New Roman" w:hAnsi="Arial" w:cs="Arial"/>
+          <w:kern w:val="0"/>
+          <w:lang w:eastAsia="en-MY"/>
+          <w14:ligatures w14:val="none"/>
+        </w:rPr>
+      </w:pPr>
+      <w:r>
+        <w:rPr>
+          <w:rFonts w:ascii="Arial" w:eastAsia="Times New Roman" w:hAnsi="Arial" w:cs="Arial"/>
+          <w:kern w:val="0"/>
+          <w:lang w:eastAsia="en-MY"/>
+          <w14:ligatures w14:val="none"/>
+        </w:rPr>
+        <w:t xml:space="preserve">Class 4: </w:t>
+      </w:r>
+      <w:r>
+        <w:rPr>
+          <w:rFonts w:ascii="Arial" w:eastAsia="Times New Roman" w:hAnsi="Arial" w:cs="Arial"/>
+          <w:b/>
+          <w:bCs/>
+          <w:kern w:val="0"/>
+          <w:lang w:eastAsia="en-MY"/>
+          <w14:ligatures w14:val="none"/>
+        </w:rPr>
+        <w:t>795</w:t>
+      </w:r>
+      <w:r>
+        <w:rPr>
+          <w:rFonts w:ascii="Arial" w:eastAsia="Times New Roman" w:hAnsi="Arial" w:cs="Arial"/>
+          <w:kern w:val="0"/>
+          <w:lang w:eastAsia="en-MY"/>
+          <w14:ligatures w14:val="none"/>
+        </w:rPr>
+        <w:t xml:space="preserve"> </w:t>
+      </w:r>
+    </w:p>
+    <w:p>
+      <w:pPr>
+        <w:pStyle w:val="ListParagraph"/>
+        <w:numPr>
+          <w:ilvl w:val="0"/>
+          <w:numId w:val="5"/>
+        </w:numPr>
+        <w:spacing w:after="0" w:line="240" w:lineRule="auto"/>
+        <w:rPr>
+          <w:rFonts w:ascii="Arial" w:eastAsia="Times New Roman" w:hAnsi="Arial" w:cs="Arial"/>
+          <w:kern w:val="0"/>
+          <w:lang w:eastAsia="en-MY"/>
+          <w14:ligatures w14:val="none"/>
+        </w:rPr>
+      </w:pPr>
+      <w:r>
+        <w:rPr>
+          <w:rFonts w:ascii="Arial" w:eastAsia="Times New Roman" w:hAnsi="Arial" w:cs="Arial"/>
+          <w:kern w:val="0"/>
+          <w:lang w:eastAsia="en-MY"/>
+          <w14:ligatures w14:val="none"/>
+        </w:rPr>
+        <w:t xml:space="preserve">Class 5: </w:t>
+      </w:r>
+      <w:r>
+        <w:rPr>
+          <w:rFonts w:ascii="Arial" w:eastAsia="Times New Roman" w:hAnsi="Arial" w:cs="Arial"/>
+          <w:b/>
+          <w:bCs/>
+          <w:kern w:val="0"/>
+          <w:lang w:eastAsia="en-MY"/>
+          <w14:ligatures w14:val="none"/>
+        </w:rPr>
+        <w:t>794</w:t>
+      </w:r>
+    </w:p>
+    <w:p>
+      <w:pPr>
         <w:rPr>
           <w:rFonts w:ascii="Arial" w:hAnsi="Arial" w:cs="Arial"/>
         </w:rPr>
@@ -1696,6 +2344,92 @@
     </w:lvl>
   </w:abstractNum>
   <w:abstractNum w:abstractNumId="1" w15:restartNumberingAfterBreak="0">
+    <w:nsid w:val="1F942128"/>
+    <w:multiLevelType w:val="hybridMultilevel"/>
+    <w:tmpl w:val="8C8E91A6"/>
+    <w:lvl w:ilvl="0" w:tplc="4409000F">
+      <w:start w:val="1"/>
+      <w:numFmt w:val="decimal"/>
+      <w:lvlText w:val="%1."/>
+      <w:lvlJc w:val="left"/>
+      <w:pPr>
+        <w:ind w:left="720" w:hanging="360"/>
+      </w:pPr>
+    </w:lvl>
+    <w:lvl w:ilvl="1" w:tplc="44090019" w:tentative="1">
+      <w:start w:val="1"/>
+      <w:numFmt w:val="lowerLetter"/>
+      <w:lvlText w:val="%2."/>
+      <w:lvlJc w:val="left"/>
+      <w:pPr>
+        <w:ind w:left="1440" w:hanging="360"/>
+      </w:pPr>
+    </w:lvl>
+    <w:lvl w:ilvl="2" w:tplc="4409001B" w:tentative="1">
+      <w:start w:val="1"/>
+      <w:numFmt w:val="lowerRoman"/>
+      <w:lvlText w:val="%3."/>
+      <w:lvlJc w:val="right"/>
+      <w:pPr>
+        <w:ind w:left="2160" w:hanging="180"/>
+      </w:pPr>
+    </w:lvl>
+    <w:lvl w:ilvl="3" w:tplc="4409000F" w:tentative="1">
+      <w:start w:val="1"/>
+      <w:numFmt w:val="decimal"/>
+      <w:lvlText w:val="%4."/>
+      <w:lvlJc w:val="left"/>
+      <w:pPr>
+        <w:ind w:left="2880" w:hanging="360"/>
+      </w:pPr>
+    </w:lvl>
+    <w:lvl w:ilvl="4" w:tplc="44090019" w:tentative="1">
+      <w:start w:val="1"/>
+      <w:numFmt w:val="lowerLetter"/>
+      <w:lvlText w:val="%5."/>
+      <w:lvlJc w:val="left"/>
+      <w:pPr>
+        <w:ind w:left="3600" w:hanging="360"/>
+      </w:pPr>
+    </w:lvl>
+    <w:lvl w:ilvl="5" w:tplc="4409001B" w:tentative="1">
+      <w:start w:val="1"/>
+      <w:numFmt w:val="lowerRoman"/>
+      <w:lvlText w:val="%6."/>
+      <w:lvlJc w:val="right"/>
+      <w:pPr>
+        <w:ind w:left="4320" w:hanging="180"/>
+      </w:pPr>
+    </w:lvl>
+    <w:lvl w:ilvl="6" w:tplc="4409000F" w:tentative="1">
+      <w:start w:val="1"/>
+      <w:numFmt w:val="decimal"/>
+      <w:lvlText w:val="%7."/>
+      <w:lvlJc w:val="left"/>
+      <w:pPr>
+        <w:ind w:left="5040" w:hanging="360"/>
+      </w:pPr>
+    </w:lvl>
+    <w:lvl w:ilvl="7" w:tplc="44090019" w:tentative="1">
+      <w:start w:val="1"/>
+      <w:numFmt w:val="lowerLetter"/>
+      <w:lvlText w:val="%8."/>
+      <w:lvlJc w:val="left"/>
+      <w:pPr>
+        <w:ind w:left="5760" w:hanging="360"/>
+      </w:pPr>
+    </w:lvl>
+    <w:lvl w:ilvl="8" w:tplc="4409001B" w:tentative="1">
+      <w:start w:val="1"/>
+      <w:numFmt w:val="lowerRoman"/>
+      <w:lvlText w:val="%9."/>
+      <w:lvlJc w:val="right"/>
+      <w:pPr>
+        <w:ind w:left="6480" w:hanging="180"/>
+      </w:pPr>
+    </w:lvl>
+  </w:abstractNum>
+  <w:abstractNum w:abstractNumId="2" w15:restartNumberingAfterBreak="0">
     <w:nsid w:val="2D497E39"/>
     <w:multiLevelType w:val="multilevel"/>
     <w:tmpl w:val="5A30749A"/>
@@ -1844,7 +2578,7 @@
       </w:rPr>
     </w:lvl>
   </w:abstractNum>
-  <w:abstractNum w:abstractNumId="2" w15:restartNumberingAfterBreak="0">
+  <w:abstractNum w:abstractNumId="3" w15:restartNumberingAfterBreak="0">
     <w:nsid w:val="46D51CB1"/>
     <w:multiLevelType w:val="multilevel"/>
     <w:tmpl w:val="D1B6C2B6"/>
@@ -1993,14 +2727,133 @@
       </w:rPr>
     </w:lvl>
   </w:abstractNum>
+  <w:abstractNum w:abstractNumId="4" w15:restartNumberingAfterBreak="0">
+    <w:nsid w:val="502F596D"/>
+    <w:multiLevelType w:val="hybridMultilevel"/>
+    <w:tmpl w:val="02CC8A42"/>
+    <w:lvl w:ilvl="0" w:tplc="44090001">
+      <w:start w:val="1"/>
+      <w:numFmt w:val="bullet"/>
+      <w:lvlText w:val=""/>
+      <w:lvlJc w:val="left"/>
+      <w:pPr>
+        <w:ind w:left="1440" w:hanging="360"/>
+      </w:pPr>
+      <w:rPr>
+        <w:rFonts w:ascii="Symbol" w:hAnsi="Symbol" w:hint="default"/>
+      </w:rPr>
+    </w:lvl>
+    <w:lvl w:ilvl="1" w:tplc="44090003" w:tentative="1">
+      <w:start w:val="1"/>
+      <w:numFmt w:val="bullet"/>
+      <w:lvlText w:val="o"/>
+      <w:lvlJc w:val="left"/>
+      <w:pPr>
+        <w:ind w:left="2160" w:hanging="360"/>
+      </w:pPr>
+      <w:rPr>
+        <w:rFonts w:ascii="Courier New" w:hAnsi="Courier New" w:cs="Courier New" w:hint="default"/>
+      </w:rPr>
+    </w:lvl>
+    <w:lvl w:ilvl="2" w:tplc="44090005" w:tentative="1">
+      <w:start w:val="1"/>
+      <w:numFmt w:val="bullet"/>
+      <w:lvlText w:val=""/>
+      <w:lvlJc w:val="left"/>
+      <w:pPr>
+        <w:ind w:left="2880" w:hanging="360"/>
+      </w:pPr>
+      <w:rPr>
+        <w:rFonts w:ascii="Wingdings" w:hAnsi="Wingdings" w:hint="default"/>
+      </w:rPr>
+    </w:lvl>
+    <w:lvl w:ilvl="3" w:tplc="44090001" w:tentative="1">
+      <w:start w:val="1"/>
+      <w:numFmt w:val="bullet"/>
+      <w:lvlText w:val=""/>
+      <w:lvlJc w:val="left"/>
+      <w:pPr>
+        <w:ind w:left="3600" w:hanging="360"/>
+      </w:pPr>
+      <w:rPr>
+        <w:rFonts w:ascii="Symbol" w:hAnsi="Symbol" w:hint="default"/>
+      </w:rPr>
+    </w:lvl>
+    <w:lvl w:ilvl="4" w:tplc="44090003" w:tentative="1">
+      <w:start w:val="1"/>
+      <w:numFmt w:val="bullet"/>
+      <w:lvlText w:val="o"/>
+      <w:lvlJc w:val="left"/>
+      <w:pPr>
+        <w:ind w:left="4320" w:hanging="360"/>
+      </w:pPr>
+      <w:rPr>
+        <w:rFonts w:ascii="Courier New" w:hAnsi="Courier New" w:cs="Courier New" w:hint="default"/>
+      </w:rPr>
+    </w:lvl>
+    <w:lvl w:ilvl="5" w:tplc="44090005" w:tentative="1">
+      <w:start w:val="1"/>
+      <w:numFmt w:val="bullet"/>
+      <w:lvlText w:val=""/>
+      <w:lvlJc w:val="left"/>
+      <w:pPr>
+        <w:ind w:left="5040" w:hanging="360"/>
+      </w:pPr>
+      <w:rPr>
+        <w:rFonts w:ascii="Wingdings" w:hAnsi="Wingdings" w:hint="default"/>
+      </w:rPr>
+    </w:lvl>
+    <w:lvl w:ilvl="6" w:tplc="44090001" w:tentative="1">
+      <w:start w:val="1"/>
+      <w:numFmt w:val="bullet"/>
+      <w:lvlText w:val=""/>
+      <w:lvlJc w:val="left"/>
+      <w:pPr>
+        <w:ind w:left="5760" w:hanging="360"/>
+      </w:pPr>
+      <w:rPr>
+        <w:rFonts w:ascii="Symbol" w:hAnsi="Symbol" w:hint="default"/>
+      </w:rPr>
+    </w:lvl>
+    <w:lvl w:ilvl="7" w:tplc="44090003" w:tentative="1">
+      <w:start w:val="1"/>
+      <w:numFmt w:val="bullet"/>
+      <w:lvlText w:val="o"/>
+      <w:lvlJc w:val="left"/>
+      <w:pPr>
+        <w:ind w:left="6480" w:hanging="360"/>
+      </w:pPr>
+      <w:rPr>
+        <w:rFonts w:ascii="Courier New" w:hAnsi="Courier New" w:cs="Courier New" w:hint="default"/>
+      </w:rPr>
+    </w:lvl>
+    <w:lvl w:ilvl="8" w:tplc="44090005" w:tentative="1">
+      <w:start w:val="1"/>
+      <w:numFmt w:val="bullet"/>
+      <w:lvlText w:val=""/>
+      <w:lvlJc w:val="left"/>
+      <w:pPr>
+        <w:ind w:left="7200" w:hanging="360"/>
+      </w:pPr>
+      <w:rPr>
+        <w:rFonts w:ascii="Wingdings" w:hAnsi="Wingdings" w:hint="default"/>
+      </w:rPr>
+    </w:lvl>
+  </w:abstractNum>
   <w:num w:numId="1" w16cid:durableId="1448886093">
-    <w:abstractNumId w:val="1"/>
+    <w:abstractNumId w:val="2"/>
   </w:num>
   <w:num w:numId="2" w16cid:durableId="1157501096">
     <w:abstractNumId w:val="0"/>
   </w:num>
   <w:num w:numId="3" w16cid:durableId="958296653">
-    <w:abstractNumId w:val="2"/>
+    <w:abstractNumId w:val="3"/>
+  </w:num>
+  <w:num w:numId="4" w16cid:durableId="1826512569">
+    <w:abstractNumId w:val="1"/>
+  </w:num>
+  <w:num w:numId="5" w16cid:durableId="1608732495">
+    <w:abstractNumId w:val="4"/>
   </w:num>
 </w:numbering>
 </file>
@@ -2921,6 +3774,39 @@
       <w:spacing w:val="5"/>
     </w:rPr>
   </w:style>
+  <w:style w:type="character" w:customStyle="1" w:styleId="min-w-0">
+    <w:name w:val="min-w-0"/>
+    <w:basedOn w:val="DefaultParagraphFont"/>
+    <w:rsid w:val="00C76CD2"/>
+  </w:style>
+  <w:style w:type="paragraph" w:styleId="NormalWeb">
+    <w:name w:val="Normal (Web)"/>
+    <w:basedOn w:val="Normal"/>
+    <w:uiPriority w:val="99"/>
+    <w:semiHidden/>
+    <w:unhideWhenUsed/>
+    <w:rsid w:val="00C76CD2"/>
+    <w:pPr>
+      <w:spacing w:before="100" w:beforeAutospacing="1" w:after="100" w:afterAutospacing="1" w:line="240" w:lineRule="auto"/>
+    </w:pPr>
+    <w:rPr>
+      <w:rFonts w:ascii="Times New Roman" w:eastAsia="Times New Roman" w:hAnsi="Times New Roman" w:cs="Times New Roman"/>
+      <w:kern w:val="0"/>
+      <w:lang w:eastAsia="en-MY"/>
+      <w14:ligatures w14:val="none"/>
+    </w:rPr>
+  </w:style>
+  <w:style w:type="character" w:styleId="Strong">
+    <w:name w:val="Strong"/>
+    <w:basedOn w:val="DefaultParagraphFont"/>
+    <w:uiPriority w:val="22"/>
+    <w:qFormat/>
+    <w:rsid w:val="006A4D6A"/>
+    <w:rPr>
+      <w:b/>
+      <w:bCs/>
+    </w:rPr>
+  </w:style>
 </w:styles>
 </file>
 

--- a/LaporanPbProjek.docx
+++ b/LaporanPbProjek.docx
@@ -2206,6 +2206,76 @@
     </w:p>
     <w:p>
       <w:pPr>
+        <w:pStyle w:val="ListParagraph"/>
+        <w:spacing w:after="0" w:line="240" w:lineRule="auto"/>
+        <w:ind w:left="1440"/>
+        <w:rPr>
+          <w:rFonts w:ascii="Arial" w:eastAsia="Times New Roman" w:hAnsi="Arial" w:cs="Arial"/>
+          <w:kern w:val="0"/>
+          <w:lang w:eastAsia="en-MY"/>
+          <w14:ligatures w14:val="none"/>
+        </w:rPr>
+      </w:pPr>
+    </w:p>
+    <w:p>
+      <w:pPr>
+        <w:pStyle w:val="ListParagraph"/>
+        <w:numPr>
+          <w:ilvl w:val="0"/>
+          <w:numId w:val="4"/>
+        </w:numPr>
+        <w:spacing w:after="0" w:line="240" w:lineRule="auto"/>
+        <w:rPr>
+          <w:rFonts w:ascii="Arial" w:eastAsia="Times New Roman" w:hAnsi="Arial" w:cs="Arial"/>
+          <w:b/>
+          <w:bCs/>
+          <w:kern w:val="0"/>
+          <w:lang w:eastAsia="en-MY"/>
+          <w14:ligatures w14:val="none"/>
+        </w:rPr>
+      </w:pPr>
+      <w:r>
+        <w:rPr>
+          <w:rFonts w:ascii="Arial" w:eastAsia="Times New Roman" w:hAnsi="Arial" w:cs="Arial"/>
+          <w:b/>
+          <w:bCs/>
+          <w:kern w:val="0"/>
+          <w:lang w:eastAsia="en-MY"/>
+          <w14:ligatures w14:val="none"/>
+        </w:rPr>
+        <w:t xml:space="preserve">GITHUB: </w:t>
+      </w:r>
+      <w:hyperlink r:id="rId6" w:history="1">
+        <w:r>
+          <w:rPr>
+            <w:rStyle w:val="Hyperlink"/>
+            <w:rFonts w:ascii="Arial" w:eastAsia="Times New Roman" w:hAnsi="Arial" w:cs="Arial"/>
+            <w:b/>
+            <w:bCs/>
+            <w:kern w:val="0"/>
+            <w:lang w:eastAsia="en-MY"/>
+            <w14:ligatures w14:val="none"/>
+          </w:rPr>
+          <w:t>https://github.com/nish070222/SmartVision</w:t>
+        </w:r>
+      </w:hyperlink>
+    </w:p>
+    <w:p>
+      <w:pPr>
+        <w:pStyle w:val="ListParagraph"/>
+        <w:spacing w:after="0" w:line="240" w:lineRule="auto"/>
+        <w:rPr>
+          <w:rFonts w:ascii="Arial" w:eastAsia="Times New Roman" w:hAnsi="Arial" w:cs="Arial"/>
+          <w:b/>
+          <w:bCs/>
+          <w:kern w:val="0"/>
+          <w:lang w:eastAsia="en-MY"/>
+          <w14:ligatures w14:val="none"/>
+        </w:rPr>
+      </w:pPr>
+    </w:p>
+    <w:p>
+      <w:pPr>
         <w:rPr>
           <w:rFonts w:ascii="Arial" w:hAnsi="Arial" w:cs="Arial"/>
         </w:rPr>
@@ -2346,7 +2416,7 @@
   <w:abstractNum w:abstractNumId="1" w15:restartNumberingAfterBreak="0">
     <w:nsid w:val="1F942128"/>
     <w:multiLevelType w:val="hybridMultilevel"/>
-    <w:tmpl w:val="8C8E91A6"/>
+    <w:tmpl w:val="A7CCA5B4"/>
     <w:lvl w:ilvl="0" w:tplc="4409000F">
       <w:start w:val="1"/>
       <w:numFmt w:val="decimal"/>
@@ -3807,6 +3877,29 @@
       <w:bCs/>
     </w:rPr>
   </w:style>
+  <w:style w:type="character" w:styleId="Hyperlink">
+    <w:name w:val="Hyperlink"/>
+    <w:basedOn w:val="DefaultParagraphFont"/>
+    <w:uiPriority w:val="99"/>
+    <w:unhideWhenUsed/>
+    <w:rsid w:val="005F2004"/>
+    <w:rPr>
+      <w:color w:val="467886" w:themeColor="hyperlink"/>
+      <w:u w:val="single"/>
+    </w:rPr>
+  </w:style>
+  <w:style w:type="character" w:styleId="UnresolvedMention">
+    <w:name w:val="Unresolved Mention"/>
+    <w:basedOn w:val="DefaultParagraphFont"/>
+    <w:uiPriority w:val="99"/>
+    <w:semiHidden/>
+    <w:unhideWhenUsed/>
+    <w:rsid w:val="005F2004"/>
+    <w:rPr>
+      <w:color w:val="605E5C"/>
+      <w:shd w:val="clear" w:color="auto" w:fill="E1DFDD"/>
+    </w:rPr>
+  </w:style>
 </w:styles>
 </file>
 

--- a/LaporanPbProjek.docx
+++ b/LaporanPbProjek.docx
@@ -4,18 +4,491 @@
   <w:body>
     <w:p>
       <w:pPr>
-        <w:rPr>
-          <w:rFonts w:ascii="Arial" w:hAnsi="Arial" w:cs="Arial"/>
-          <w:b/>
-          <w:bCs/>
-        </w:rPr>
-      </w:pPr>
-      <w:r>
-        <w:rPr>
-          <w:rFonts w:ascii="Arial" w:hAnsi="Arial" w:cs="Arial"/>
-          <w:b/>
-          <w:bCs/>
-        </w:rPr>
+        <w:jc w:val="center"/>
+        <w:rPr>
+          <w:b/>
+          <w:bCs/>
+        </w:rPr>
+      </w:pPr>
+      <w:r>
+        <w:rPr>
+          <w:b/>
+          <w:bCs/>
+          <w:noProof/>
+        </w:rPr>
+        <w:drawing>
+          <wp:inline distT="0" distB="0" distL="0" distR="0" wp14:anchorId="584D0E03" wp14:editId="1F1F6B53">
+            <wp:extent cx="2573079" cy="924700"/>
+            <wp:effectExtent l="0" t="0" r="0" b="8890"/>
+            <wp:docPr id="1835720642" name="Picture 1"/>
+            <wp:cNvGraphicFramePr>
+              <a:graphicFrameLocks xmlns:a="http://schemas.openxmlformats.org/drawingml/2006/main" noChangeAspect="1"/>
+            </wp:cNvGraphicFramePr>
+            <a:graphic xmlns:a="http://schemas.openxmlformats.org/drawingml/2006/main">
+              <a:graphicData uri="http://schemas.openxmlformats.org/drawingml/2006/picture">
+                <pic:pic xmlns:pic="http://schemas.openxmlformats.org/drawingml/2006/picture">
+                  <pic:nvPicPr>
+                    <pic:cNvPr id="1835720642" name="Picture 1835720642"/>
+                    <pic:cNvPicPr/>
+                  </pic:nvPicPr>
+                  <pic:blipFill>
+                    <a:blip r:embed="rId5" cstate="print">
+                      <a:extLst>
+                        <a:ext uri="{28A0092B-C50C-407E-A947-70E740481C1C}">
+                          <a14:useLocalDpi xmlns:a14="http://schemas.microsoft.com/office/drawing/2010/main" val="0"/>
+                        </a:ext>
+                      </a:extLst>
+                    </a:blip>
+                    <a:stretch>
+                      <a:fillRect/>
+                    </a:stretch>
+                  </pic:blipFill>
+                  <pic:spPr>
+                    <a:xfrm>
+                      <a:off x="0" y="0"/>
+                      <a:ext cx="2584117" cy="928667"/>
+                    </a:xfrm>
+                    <a:prstGeom prst="rect">
+                      <a:avLst/>
+                    </a:prstGeom>
+                  </pic:spPr>
+                </pic:pic>
+              </a:graphicData>
+            </a:graphic>
+          </wp:inline>
+        </w:drawing>
+      </w:r>
+    </w:p>
+    <w:p>
+      <w:pPr>
+        <w:jc w:val="center"/>
+        <w:rPr>
+          <w:b/>
+          <w:bCs/>
+        </w:rPr>
+      </w:pPr>
+    </w:p>
+    <w:p>
+      <w:pPr>
+        <w:jc w:val="center"/>
+        <w:rPr>
+          <w:rFonts w:cs="Arial"/>
+          <w:b/>
+          <w:bCs/>
+          <w:sz w:val="28"/>
+          <w:szCs w:val="28"/>
+        </w:rPr>
+      </w:pPr>
+      <w:r>
+        <w:rPr>
+          <w:rFonts w:cs="Arial"/>
+          <w:b/>
+          <w:bCs/>
+          <w:sz w:val="28"/>
+          <w:szCs w:val="28"/>
+        </w:rPr>
+        <w:t>PROJECT</w:t>
+      </w:r>
+    </w:p>
+    <w:p>
+      <w:pPr>
+        <w:jc w:val="center"/>
+        <w:rPr>
+          <w:rFonts w:cs="Arial"/>
+          <w:b/>
+          <w:bCs/>
+          <w:sz w:val="28"/>
+          <w:szCs w:val="28"/>
+        </w:rPr>
+      </w:pPr>
+      <w:r>
+        <w:rPr>
+          <w:rFonts w:cs="Arial"/>
+          <w:b/>
+          <w:bCs/>
+          <w:sz w:val="28"/>
+          <w:szCs w:val="28"/>
+        </w:rPr>
+        <w:t>LAPORAN AMALI DKA3223</w:t>
+      </w:r>
+    </w:p>
+    <w:p>
+      <w:pPr>
+        <w:jc w:val="center"/>
+        <w:rPr>
+          <w:rFonts w:cs="Arial"/>
+          <w:b/>
+          <w:bCs/>
+          <w:sz w:val="32"/>
+          <w:szCs w:val="32"/>
+        </w:rPr>
+      </w:pPr>
+    </w:p>
+    <w:p>
+      <w:pPr>
+        <w:jc w:val="center"/>
+        <w:rPr>
+          <w:sz w:val="20"/>
+          <w:szCs w:val="20"/>
+        </w:rPr>
+      </w:pPr>
+      <w:r>
+        <w:rPr>
+          <w:b/>
+          <w:sz w:val="28"/>
+          <w:szCs w:val="20"/>
+        </w:rPr>
+        <w:t>PEMBANGUNAN SISTEM PENGESANAN OBJEK</w:t>
+      </w:r>
+      <w:r>
+        <w:rPr>
+          <w:b/>
+          <w:sz w:val="28"/>
+          <w:szCs w:val="20"/>
+        </w:rPr>
+        <w:br/>
+        <w:t>MENGGUNAKAN YOLO DAN PYTORCH</w:t>
+      </w:r>
+    </w:p>
+    <w:p>
+      <w:pPr>
+        <w:rPr>
+          <w:rFonts w:cs="Arial"/>
+          <w:b/>
+          <w:bCs/>
+          <w:sz w:val="28"/>
+          <w:szCs w:val="28"/>
+        </w:rPr>
+      </w:pPr>
+    </w:p>
+    <w:p>
+      <w:pPr>
+        <w:rPr>
+          <w:rFonts w:cs="Arial"/>
+          <w:b/>
+          <w:bCs/>
+          <w:sz w:val="28"/>
+          <w:szCs w:val="28"/>
+        </w:rPr>
+      </w:pPr>
+    </w:p>
+    <w:p>
+      <w:pPr>
+        <w:rPr>
+          <w:rFonts w:cs="Arial"/>
+          <w:b/>
+          <w:bCs/>
+          <w:sz w:val="28"/>
+          <w:szCs w:val="28"/>
+        </w:rPr>
+      </w:pPr>
+    </w:p>
+    <w:p>
+      <w:pPr>
+        <w:rPr>
+          <w:rFonts w:cs="Arial"/>
+          <w:b/>
+          <w:bCs/>
+          <w:sz w:val="28"/>
+          <w:szCs w:val="28"/>
+        </w:rPr>
+      </w:pPr>
+    </w:p>
+    <w:p>
+      <w:pPr>
+        <w:rPr>
+          <w:rFonts w:cs="Arial"/>
+          <w:b/>
+          <w:bCs/>
+          <w:sz w:val="28"/>
+          <w:szCs w:val="28"/>
+        </w:rPr>
+      </w:pPr>
+    </w:p>
+    <w:p>
+      <w:pPr>
+        <w:rPr>
+          <w:rFonts w:cs="Arial"/>
+          <w:b/>
+          <w:bCs/>
+          <w:sz w:val="28"/>
+          <w:szCs w:val="28"/>
+        </w:rPr>
+      </w:pPr>
+    </w:p>
+    <w:p>
+      <w:pPr>
+        <w:rPr>
+          <w:rFonts w:cs="Arial"/>
+          <w:b/>
+          <w:bCs/>
+          <w:sz w:val="28"/>
+          <w:szCs w:val="28"/>
+        </w:rPr>
+      </w:pPr>
+      <w:r>
+        <w:rPr>
+          <w:rFonts w:cs="Arial"/>
+          <w:b/>
+          <w:bCs/>
+          <w:sz w:val="28"/>
+          <w:szCs w:val="28"/>
+        </w:rPr>
+        <w:t xml:space="preserve">Nama Pelajar: </w:t>
+      </w:r>
+      <w:r>
+        <w:rPr>
+          <w:rFonts w:cs="Arial"/>
+          <w:b/>
+          <w:bCs/>
+          <w:sz w:val="28"/>
+          <w:szCs w:val="28"/>
+        </w:rPr>
+        <w:t>DANISH HAKIM MUBIN BIN MUHAMAD GHAZALI</w:t>
+      </w:r>
+    </w:p>
+    <w:p>
+      <w:pPr>
+        <w:rPr>
+          <w:rFonts w:cs="Arial"/>
+          <w:b/>
+          <w:bCs/>
+          <w:sz w:val="28"/>
+          <w:szCs w:val="28"/>
+        </w:rPr>
+      </w:pPr>
+      <w:r>
+        <w:rPr>
+          <w:rFonts w:cs="Arial"/>
+          <w:b/>
+          <w:bCs/>
+          <w:sz w:val="28"/>
+          <w:szCs w:val="28"/>
+        </w:rPr>
+        <w:tab/>
+      </w:r>
+      <w:r>
+        <w:rPr>
+          <w:rFonts w:cs="Arial"/>
+          <w:b/>
+          <w:bCs/>
+          <w:sz w:val="28"/>
+          <w:szCs w:val="28"/>
+        </w:rPr>
+        <w:tab/>
+        <w:t xml:space="preserve">       MUHAMMAD AMZAR BIN AMIRULHISHAM</w:t>
+      </w:r>
+    </w:p>
+    <w:p>
+      <w:pPr>
+        <w:rPr>
+          <w:rFonts w:cs="Arial"/>
+          <w:b/>
+          <w:bCs/>
+          <w:sz w:val="28"/>
+          <w:szCs w:val="28"/>
+        </w:rPr>
+      </w:pPr>
+      <w:r>
+        <w:rPr>
+          <w:rFonts w:cs="Arial"/>
+          <w:b/>
+          <w:bCs/>
+          <w:sz w:val="28"/>
+          <w:szCs w:val="28"/>
+        </w:rPr>
+        <w:t xml:space="preserve"> </w:t>
+      </w:r>
+    </w:p>
+    <w:p>
+      <w:pPr>
+        <w:rPr>
+          <w:rFonts w:cs="Arial"/>
+          <w:b/>
+          <w:bCs/>
+          <w:sz w:val="28"/>
+          <w:szCs w:val="28"/>
+        </w:rPr>
+      </w:pPr>
+      <w:r>
+        <w:rPr>
+          <w:rFonts w:cs="Arial"/>
+          <w:b/>
+          <w:bCs/>
+          <w:sz w:val="28"/>
+          <w:szCs w:val="28"/>
+        </w:rPr>
+        <w:t>No. Kad Pengenalan: 070207-02-0599</w:t>
+      </w:r>
+    </w:p>
+    <w:p>
+      <w:pPr>
+        <w:rPr>
+          <w:rFonts w:cs="Arial"/>
+          <w:b/>
+          <w:bCs/>
+          <w:sz w:val="28"/>
+          <w:szCs w:val="28"/>
+        </w:rPr>
+      </w:pPr>
+      <w:r>
+        <w:rPr>
+          <w:rFonts w:cs="Arial"/>
+          <w:b/>
+          <w:bCs/>
+          <w:sz w:val="28"/>
+          <w:szCs w:val="28"/>
+        </w:rPr>
+        <w:tab/>
+      </w:r>
+      <w:r>
+        <w:rPr>
+          <w:rFonts w:cs="Arial"/>
+          <w:b/>
+          <w:bCs/>
+          <w:sz w:val="28"/>
+          <w:szCs w:val="28"/>
+        </w:rPr>
+        <w:tab/>
+      </w:r>
+      <w:r>
+        <w:rPr>
+          <w:rFonts w:cs="Arial"/>
+          <w:b/>
+          <w:bCs/>
+          <w:sz w:val="28"/>
+          <w:szCs w:val="28"/>
+        </w:rPr>
+        <w:tab/>
+        <w:t xml:space="preserve">         071122-02-0367</w:t>
+      </w:r>
+    </w:p>
+    <w:p>
+      <w:pPr>
+        <w:rPr>
+          <w:rFonts w:cs="Arial"/>
+          <w:b/>
+          <w:bCs/>
+          <w:sz w:val="28"/>
+          <w:szCs w:val="28"/>
+        </w:rPr>
+      </w:pPr>
+    </w:p>
+    <w:p>
+      <w:pPr>
+        <w:rPr>
+          <w:rFonts w:cs="Arial"/>
+          <w:b/>
+          <w:bCs/>
+          <w:sz w:val="28"/>
+          <w:szCs w:val="28"/>
+        </w:rPr>
+      </w:pPr>
+      <w:r>
+        <w:rPr>
+          <w:rFonts w:cs="Arial"/>
+          <w:b/>
+          <w:bCs/>
+          <w:sz w:val="28"/>
+          <w:szCs w:val="28"/>
+        </w:rPr>
+        <w:t xml:space="preserve">Kelas: 2 DVM IPD </w:t>
+      </w:r>
+    </w:p>
+    <w:p>
+      <w:pPr>
+        <w:rPr>
+          <w:rFonts w:cs="Arial"/>
+          <w:b/>
+          <w:bCs/>
+          <w:sz w:val="28"/>
+          <w:szCs w:val="28"/>
+        </w:rPr>
+      </w:pPr>
+      <w:r>
+        <w:rPr>
+          <w:rFonts w:cs="Arial"/>
+          <w:b/>
+          <w:bCs/>
+          <w:sz w:val="28"/>
+          <w:szCs w:val="28"/>
+        </w:rPr>
+        <w:t>Kod Kursus: DKA3223 AI FOR COMPUTER VISION</w:t>
+      </w:r>
+    </w:p>
+    <w:p>
+      <w:pPr>
+        <w:rPr>
+          <w:rFonts w:cs="Arial"/>
+          <w:b/>
+          <w:bCs/>
+          <w:sz w:val="28"/>
+          <w:szCs w:val="28"/>
+        </w:rPr>
+      </w:pPr>
+      <w:r>
+        <w:rPr>
+          <w:rFonts w:cs="Arial"/>
+          <w:b/>
+          <w:bCs/>
+          <w:sz w:val="28"/>
+          <w:szCs w:val="28"/>
+        </w:rPr>
+        <w:t xml:space="preserve">Nama Pensyarah: </w:t>
+      </w:r>
+      <w:r>
+        <w:rPr>
+          <w:rFonts w:cs="Arial"/>
+          <w:b/>
+          <w:bCs/>
+          <w:sz w:val="28"/>
+          <w:szCs w:val="28"/>
+        </w:rPr>
+        <w:t xml:space="preserve">PN. </w:t>
+      </w:r>
+      <w:r>
+        <w:rPr>
+          <w:rFonts w:cs="Arial"/>
+          <w:b/>
+          <w:bCs/>
+          <w:sz w:val="28"/>
+          <w:szCs w:val="28"/>
+        </w:rPr>
+        <w:t>NAZATUL BAHIYAH BINTI OTHMAN</w:t>
+      </w:r>
+    </w:p>
+    <w:p>
+      <w:pPr>
+        <w:rPr>
+          <w:rFonts w:ascii="Arial" w:hAnsi="Arial" w:cs="Arial"/>
+          <w:b/>
+          <w:bCs/>
+        </w:rPr>
+      </w:pPr>
+      <w:r>
+        <w:rPr>
+          <w:rFonts w:ascii="Arial" w:hAnsi="Arial" w:cs="Arial"/>
+          <w:b/>
+          <w:bCs/>
+        </w:rPr>
+        <w:br w:type="page"/>
+      </w:r>
+    </w:p>
+    <w:p>
+      <w:pPr>
+        <w:rPr>
+          <w:rFonts w:ascii="Arial" w:hAnsi="Arial" w:cs="Arial"/>
+          <w:b/>
+          <w:bCs/>
+        </w:rPr>
+      </w:pPr>
+      <w:r>
+        <w:rPr>
+          <w:rFonts w:ascii="Arial" w:hAnsi="Arial" w:cs="Arial"/>
+          <w:b/>
+          <w:bCs/>
+        </w:rPr>
+        <w:lastRenderedPageBreak/>
         <w:t xml:space="preserve">1. </w:t>
       </w:r>
       <w:r>
@@ -1679,6 +2152,7 @@
           <w:rFonts w:ascii="Arial" w:hAnsi="Arial" w:cs="Arial"/>
           <w:b/>
           <w:bCs/>
+          <w:noProof/>
         </w:rPr>
         <w:drawing>
           <wp:inline distT="0" distB="0" distL="0" distR="0" wp14:anchorId="022A95A9" wp14:editId="13F05C73">
@@ -1696,7 +2170,7 @@
                     <pic:cNvPicPr/>
                   </pic:nvPicPr>
                   <pic:blipFill>
-                    <a:blip r:embed="rId5"/>
+                    <a:blip r:embed="rId6"/>
                     <a:stretch>
                       <a:fillRect/>
                     </a:stretch>
@@ -2245,7 +2719,7 @@
         </w:rPr>
         <w:t xml:space="preserve">GITHUB: </w:t>
       </w:r>
-      <w:hyperlink r:id="rId6" w:history="1">
+      <w:hyperlink r:id="rId7" w:history="1">
         <w:r>
           <w:rPr>
             <w:rStyle w:val="Hyperlink"/>
@@ -3531,6 +4005,7 @@
   <w:style w:type="character" w:default="1" w:styleId="DefaultParagraphFont">
     <w:name w:val="Default Paragraph Font"/>
     <w:uiPriority w:val="1"/>
+    <w:semiHidden/>
     <w:unhideWhenUsed/>
   </w:style>
   <w:style w:type="table" w:default="1" w:styleId="TableNormal">
